--- a/Docs/Gestão Piscinas - Proposta Comercial_v1.docx
+++ b/Docs/Gestão Piscinas - Proposta Comercial_v1.docx
@@ -77,26 +77,48 @@
     </w:p>
     <w:p>
       <w:pPr>
+        <w:spacing w:after="0"/>
         <w:ind w:right="-1"/>
-        <w:rPr>
-          <w:rFonts w:asciiTheme="majorHAnsi" w:hAnsiTheme="majorHAnsi" w:cstheme="majorHAnsi"/>
-        </w:rPr>
-      </w:pPr>
-      <w:r>
         <w:rPr>
           <w:rFonts w:asciiTheme="majorHAnsi" w:hAnsiTheme="majorHAnsi" w:cstheme="majorHAnsi"/>
           <w:b/>
           <w:bCs/>
         </w:rPr>
-        <w:t>Ellias M</w:t>
-      </w:r>
+      </w:pPr>
       <w:r>
         <w:rPr>
           <w:rFonts w:asciiTheme="majorHAnsi" w:hAnsiTheme="majorHAnsi" w:cstheme="majorHAnsi"/>
           <w:b/>
           <w:bCs/>
         </w:rPr>
-        <w:t>ê</w:t>
+        <w:t>FORT PISCINAS</w:t>
+      </w:r>
+    </w:p>
+    <w:p>
+      <w:pPr>
+        <w:spacing w:after="0"/>
+        <w:ind w:right="-1"/>
+        <w:rPr>
+          <w:rFonts w:asciiTheme="majorHAnsi" w:hAnsiTheme="majorHAnsi" w:cstheme="majorHAnsi"/>
+        </w:rPr>
+      </w:pPr>
+      <w:r>
+        <w:rPr>
+          <w:rFonts w:asciiTheme="majorHAnsi" w:hAnsiTheme="majorHAnsi" w:cstheme="majorHAnsi"/>
+        </w:rPr>
+        <w:t>Responsáve</w:t>
+      </w:r>
+      <w:r>
+        <w:rPr>
+          <w:rFonts w:asciiTheme="majorHAnsi" w:hAnsiTheme="majorHAnsi" w:cstheme="majorHAnsi"/>
+        </w:rPr>
+        <w:t>is</w:t>
+      </w:r>
+      <w:r>
+        <w:rPr>
+          <w:rFonts w:asciiTheme="majorHAnsi" w:hAnsiTheme="majorHAnsi" w:cstheme="majorHAnsi"/>
+        </w:rPr>
+        <w:t xml:space="preserve">: </w:t>
       </w:r>
       <w:r>
         <w:rPr>
@@ -104,7 +126,57 @@
           <w:b/>
           <w:bCs/>
         </w:rPr>
-        <w:t>ndes:</w:t>
+        <w:t>Ellias M</w:t>
+      </w:r>
+      <w:r>
+        <w:rPr>
+          <w:rFonts w:asciiTheme="majorHAnsi" w:hAnsiTheme="majorHAnsi" w:cstheme="majorHAnsi"/>
+          <w:b/>
+          <w:bCs/>
+        </w:rPr>
+        <w:t>ê</w:t>
+      </w:r>
+      <w:r>
+        <w:rPr>
+          <w:rFonts w:asciiTheme="majorHAnsi" w:hAnsiTheme="majorHAnsi" w:cstheme="majorHAnsi"/>
+          <w:b/>
+          <w:bCs/>
+        </w:rPr>
+        <w:t>ndes</w:t>
+      </w:r>
+      <w:r>
+        <w:rPr>
+          <w:rFonts w:asciiTheme="majorHAnsi" w:hAnsiTheme="majorHAnsi" w:cstheme="majorHAnsi"/>
+          <w:b/>
+          <w:bCs/>
+        </w:rPr>
+        <w:t xml:space="preserve"> e </w:t>
+      </w:r>
+      <w:proofErr w:type="spellStart"/>
+      <w:r>
+        <w:rPr>
+          <w:rFonts w:asciiTheme="majorHAnsi" w:hAnsiTheme="majorHAnsi" w:cstheme="majorHAnsi"/>
+          <w:b/>
+          <w:bCs/>
+        </w:rPr>
+        <w:t>Talina</w:t>
+      </w:r>
+      <w:proofErr w:type="spellEnd"/>
+      <w:r>
+        <w:rPr>
+          <w:rFonts w:asciiTheme="majorHAnsi" w:hAnsiTheme="majorHAnsi" w:cstheme="majorHAnsi"/>
+          <w:b/>
+          <w:bCs/>
+        </w:rPr>
+        <w:t xml:space="preserve"> </w:t>
+      </w:r>
+      <w:r>
+        <w:rPr>
+          <w:rFonts w:asciiTheme="majorHAnsi" w:hAnsiTheme="majorHAnsi" w:cstheme="majorHAnsi"/>
+          <w:b/>
+          <w:bCs/>
+        </w:rPr>
+        <w:t>Santos</w:t>
       </w:r>
       <w:r>
         <w:rPr>
@@ -321,13 +393,7 @@
         <w:rPr>
           <w:rFonts w:asciiTheme="majorHAnsi" w:hAnsiTheme="majorHAnsi" w:cstheme="majorHAnsi"/>
         </w:rPr>
-        <w:t xml:space="preserve">a </w:t>
-      </w:r>
-      <w:r>
-        <w:rPr>
-          <w:rFonts w:asciiTheme="majorHAnsi" w:hAnsiTheme="majorHAnsi" w:cstheme="majorHAnsi"/>
-        </w:rPr>
-        <w:t>CONTRATANTE</w:t>
+        <w:t>a CONTRATANTE</w:t>
       </w:r>
       <w:r>
         <w:rPr>
@@ -446,6 +512,7 @@
         <w:rPr>
           <w:rFonts w:asciiTheme="majorHAnsi" w:hAnsiTheme="majorHAnsi" w:cstheme="majorHAnsi"/>
         </w:rPr>
+        <w:lastRenderedPageBreak/>
         <w:t>Upload de fotos e vídeos no fluxo da OS</w:t>
       </w:r>
     </w:p>
@@ -465,7 +532,6 @@
         <w:rPr>
           <w:rFonts w:asciiTheme="majorHAnsi" w:hAnsiTheme="majorHAnsi" w:cstheme="majorHAnsi"/>
         </w:rPr>
-        <w:lastRenderedPageBreak/>
         <w:t>Emissão de relatório diário básico em PDF enviado automaticamente ao cliente</w:t>
       </w:r>
     </w:p>
@@ -788,13 +854,7 @@
         <w:rPr>
           <w:rFonts w:asciiTheme="majorHAnsi" w:hAnsiTheme="majorHAnsi" w:cstheme="majorHAnsi"/>
         </w:rPr>
-        <w:t xml:space="preserve">da </w:t>
-      </w:r>
-      <w:r>
-        <w:rPr>
-          <w:rFonts w:asciiTheme="majorHAnsi" w:hAnsiTheme="majorHAnsi" w:cstheme="majorHAnsi"/>
-        </w:rPr>
-        <w:t>CONTRATANTE</w:t>
+        <w:t>da CONTRATANTE</w:t>
       </w:r>
     </w:p>
     <w:p>
@@ -1191,13 +1251,7 @@
         <w:rPr>
           <w:rFonts w:asciiTheme="majorHAnsi" w:hAnsiTheme="majorHAnsi" w:cstheme="majorHAnsi"/>
         </w:rPr>
-        <w:t>DaivissonSobral</w:t>
-      </w:r>
-      <w:r>
-        <w:rPr>
-          <w:rFonts w:asciiTheme="majorHAnsi" w:hAnsiTheme="majorHAnsi" w:cstheme="majorHAnsi"/>
-        </w:rPr>
-        <w:t xml:space="preserve">, que é </w:t>
+        <w:t xml:space="preserve">DaivissonSobral, que é </w:t>
       </w:r>
       <w:r>
         <w:rPr>
@@ -1238,7 +1292,6 @@
         </w:pBdr>
       </w:pPr>
       <w:r>
-        <w:lastRenderedPageBreak/>
         <w:t>5</w:t>
       </w:r>
       <w:r>
@@ -1336,6 +1389,7 @@
         <w:rPr>
           <w:rFonts w:cstheme="majorHAnsi"/>
         </w:rPr>
+        <w:lastRenderedPageBreak/>
         <w:t xml:space="preserve">5.2 </w:t>
       </w:r>
       <w:r>
@@ -1431,7 +1485,6 @@
         <w:pStyle w:val="Ttulo2"/>
       </w:pPr>
       <w:r>
-        <w:lastRenderedPageBreak/>
         <w:t xml:space="preserve">5.1 </w:t>
       </w:r>
       <w:r>
@@ -1749,6 +1802,7 @@
         <w:pStyle w:val="Ttulo2"/>
       </w:pPr>
       <w:r>
+        <w:lastRenderedPageBreak/>
         <w:t xml:space="preserve">6.2 Da Contratante </w:t>
       </w:r>
     </w:p>
@@ -2036,7 +2090,6 @@
         <w:spacing w:after="240"/>
       </w:pPr>
       <w:r>
-        <w:lastRenderedPageBreak/>
         <w:t xml:space="preserve">9. </w:t>
       </w:r>
       <w:r>
@@ -5151,6 +5204,7 @@
                 <w:color w:val="000000"/>
                 <w:lang w:eastAsia="pt-BR"/>
               </w:rPr>
+              <w:lastRenderedPageBreak/>
               <w:t>Fase 2</w:t>
             </w:r>
           </w:p>
@@ -6770,19 +6824,7 @@
               <w:rPr>
                 <w:rFonts w:asciiTheme="majorHAnsi" w:hAnsiTheme="majorHAnsi" w:cstheme="majorHAnsi"/>
               </w:rPr>
-              <w:t>25</w:t>
-            </w:r>
-            <w:r>
-              <w:rPr>
-                <w:rFonts w:asciiTheme="majorHAnsi" w:hAnsiTheme="majorHAnsi" w:cstheme="majorHAnsi"/>
-              </w:rPr>
-              <w:t xml:space="preserve">% na </w:t>
-            </w:r>
-            <w:r>
-              <w:rPr>
-                <w:rFonts w:asciiTheme="majorHAnsi" w:hAnsiTheme="majorHAnsi" w:cstheme="majorHAnsi"/>
-              </w:rPr>
-              <w:t>aprovação da proposta</w:t>
+              <w:t>25% na aprovação da proposta</w:t>
             </w:r>
           </w:p>
         </w:tc>
@@ -6830,19 +6872,7 @@
               <w:rPr>
                 <w:rFonts w:asciiTheme="majorHAnsi" w:hAnsiTheme="majorHAnsi" w:cstheme="majorHAnsi"/>
               </w:rPr>
-              <w:t>25</w:t>
-            </w:r>
-            <w:r>
-              <w:rPr>
-                <w:rFonts w:asciiTheme="majorHAnsi" w:hAnsiTheme="majorHAnsi" w:cstheme="majorHAnsi"/>
-              </w:rPr>
-              <w:t xml:space="preserve">% na entrega </w:t>
-            </w:r>
-            <w:r>
-              <w:rPr>
-                <w:rFonts w:asciiTheme="majorHAnsi" w:hAnsiTheme="majorHAnsi" w:cstheme="majorHAnsi"/>
-              </w:rPr>
-              <w:t>da fase 1 (MVP)</w:t>
+              <w:t>25% na entrega da fase 1 (MVP)</w:t>
             </w:r>
           </w:p>
         </w:tc>
@@ -6893,19 +6923,7 @@
               <w:rPr>
                 <w:rFonts w:asciiTheme="majorHAnsi" w:hAnsiTheme="majorHAnsi" w:cstheme="majorHAnsi"/>
               </w:rPr>
-              <w:t>25% na entrega da fase 2 (</w:t>
-            </w:r>
-            <w:r>
-              <w:rPr>
-                <w:rFonts w:asciiTheme="majorHAnsi" w:hAnsiTheme="majorHAnsi" w:cstheme="majorHAnsi"/>
-              </w:rPr>
-              <w:t>Funcionalidades Evolutivas</w:t>
-            </w:r>
-            <w:r>
-              <w:rPr>
-                <w:rFonts w:asciiTheme="majorHAnsi" w:hAnsiTheme="majorHAnsi" w:cstheme="majorHAnsi"/>
-              </w:rPr>
-              <w:t>)</w:t>
+              <w:t>25% na entrega da fase 2 (Funcionalidades Evolutivas)</w:t>
             </w:r>
           </w:p>
         </w:tc>
@@ -6956,19 +6974,7 @@
               <w:rPr>
                 <w:rFonts w:asciiTheme="majorHAnsi" w:hAnsiTheme="majorHAnsi" w:cstheme="majorHAnsi"/>
               </w:rPr>
-              <w:t>25% na entrega da fase 3 (</w:t>
-            </w:r>
-            <w:r>
-              <w:rPr>
-                <w:rFonts w:asciiTheme="majorHAnsi" w:hAnsiTheme="majorHAnsi" w:cstheme="majorHAnsi"/>
-              </w:rPr>
-              <w:t>Recursos Avançados</w:t>
-            </w:r>
-            <w:r>
-              <w:rPr>
-                <w:rFonts w:asciiTheme="majorHAnsi" w:hAnsiTheme="majorHAnsi" w:cstheme="majorHAnsi"/>
-              </w:rPr>
-              <w:t>)</w:t>
+              <w:t>25% na entrega da fase 3 (Recursos Avançados)</w:t>
             </w:r>
           </w:p>
         </w:tc>
@@ -7067,7 +7073,6 @@
         <w:spacing w:after="240"/>
       </w:pPr>
       <w:r>
-        <w:lastRenderedPageBreak/>
         <w:t>10. VALIDADE DA PROPOSTA</w:t>
       </w:r>
     </w:p>
@@ -7247,6 +7252,7 @@
         </w:rPr>
       </w:pPr>
       <w:r>
+        <w:lastRenderedPageBreak/>
         <w:t>11. CONCLUSÃO</w:t>
       </w:r>
     </w:p>
@@ -7406,13 +7412,7 @@
         <w:pStyle w:val="Ttulo2"/>
       </w:pPr>
       <w:r>
-        <w:t>12.</w:t>
-      </w:r>
-      <w:r>
-        <w:t>2</w:t>
-      </w:r>
-      <w:r>
-        <w:t xml:space="preserve"> </w:t>
+        <w:t xml:space="preserve">12.2 </w:t>
       </w:r>
       <w:r>
         <w:t>Proposta de infraestrutura</w:t>
@@ -12120,6 +12120,7 @@
   <w:style w:type="character" w:default="1" w:styleId="Fontepargpadro">
     <w:name w:val="Default Paragraph Font"/>
     <w:uiPriority w:val="1"/>
+    <w:semiHidden/>
     <w:unhideWhenUsed/>
   </w:style>
   <w:style w:type="table" w:default="1" w:styleId="Tabelanormal">
